--- a/tarea-07-postgresql-inventario/Evidencias/Evidencia_PostegreSQL_Juan_Sambrano.docx
+++ b/tarea-07-postgresql-inventario/Evidencias/Evidencia_PostegreSQL_Juan_Sambrano.docx
@@ -366,6 +366,14 @@
     </w:p>
     <w:p>
       <w:pPr>
+        <w:ind w:left="720"/>
+      </w:pPr>
+      <w:r>
+        <w:t>https://github.com/jsambranoh-design/programacion-II-2026.git</w:t>
+      </w:r>
+    </w:p>
+    <w:p>
+      <w:pPr>
         <w:numPr>
           <w:ilvl w:val="0"/>
           <w:numId w:val="1"/>
@@ -445,6 +453,7 @@
         <w:rPr>
           <w:noProof/>
         </w:rPr>
+        <w:lastRenderedPageBreak/>
         <w:drawing>
           <wp:inline distT="0" distB="0" distL="0" distR="0" wp14:anchorId="3CCEAFB9" wp14:editId="114867D6">
             <wp:extent cx="5612130" cy="3650615"/>
@@ -490,7 +499,6 @@
         </w:numPr>
       </w:pPr>
       <w:r>
-        <w:lastRenderedPageBreak/>
         <w:t>Captura de los ocho productos registrados.</w:t>
       </w:r>
     </w:p>
@@ -547,6 +555,7 @@
         </w:numPr>
       </w:pPr>
       <w:r>
+        <w:lastRenderedPageBreak/>
         <w:t>Capturas de las seis consultas obligatorias.</w:t>
       </w:r>
     </w:p>
@@ -611,7 +620,6 @@
         </w:numPr>
       </w:pPr>
       <w:r>
-        <w:lastRenderedPageBreak/>
         <w:br/>
       </w:r>
       <w:r>
@@ -716,6 +724,7 @@
         </w:numPr>
       </w:pPr>
       <w:r>
+        <w:lastRenderedPageBreak/>
         <w:br/>
       </w:r>
       <w:r>
@@ -768,7 +777,6 @@
         </w:numPr>
       </w:pPr>
       <w:r>
-        <w:lastRenderedPageBreak/>
         <w:br/>
       </w:r>
       <w:r>
@@ -891,6 +899,7 @@
         <w:rPr>
           <w:noProof/>
         </w:rPr>
+        <w:lastRenderedPageBreak/>
         <w:drawing>
           <wp:inline distT="0" distB="0" distL="0" distR="0" wp14:anchorId="4979D62C" wp14:editId="14277FC6">
             <wp:extent cx="5612130" cy="1498600"/>
@@ -944,7 +953,6 @@
         <w:rPr>
           <w:noProof/>
         </w:rPr>
-        <w:lastRenderedPageBreak/>
         <w:drawing>
           <wp:inline distT="0" distB="0" distL="0" distR="0" wp14:anchorId="02DEF118" wp14:editId="383508B8">
             <wp:extent cx="5612130" cy="2421890"/>
@@ -1046,6 +1054,7 @@
         </w:numPr>
       </w:pPr>
       <w:r>
+        <w:lastRenderedPageBreak/>
         <w:t>Evidencia de la eliminación de TEMP-001.</w:t>
       </w:r>
     </w:p>
@@ -1096,7 +1105,6 @@
           <w:kern w:val="0"/>
           <w14:ligatures w14:val="none"/>
         </w:rPr>
-        <w:lastRenderedPageBreak/>
         <w:drawing>
           <wp:inline distT="0" distB="0" distL="0" distR="0" wp14:anchorId="25F98772" wp14:editId="26E6014C">
             <wp:extent cx="5612130" cy="2602230"/>
@@ -1549,17 +1557,12 @@
       <w:pPr>
         <w:ind w:left="720"/>
       </w:pPr>
-      <w:proofErr w:type="spellStart"/>
       <w:r>
         <w:lastRenderedPageBreak/>
         <w:t>E</w:t>
       </w:r>
       <w:r>
-        <w:t>l porque</w:t>
-      </w:r>
-      <w:proofErr w:type="spellEnd"/>
-      <w:r>
-        <w:t xml:space="preserve"> radica en </w:t>
+        <w:t xml:space="preserve">l porque radica en </w:t>
       </w:r>
       <w:r>
         <w:t>cómo</w:t>
@@ -1744,21 +1747,8 @@
         <w:ind w:left="720"/>
       </w:pPr>
       <w:r>
-        <w:t xml:space="preserve">En una situación cotidiana de trabajo se puede tener una gran utilidad cuando el código tenga problemas para obtener los datos o cuando una persona no sabe como ingresar los datos desde el </w:t>
-      </w:r>
-      <w:proofErr w:type="spellStart"/>
-      <w:r>
-        <w:t>backend</w:t>
-      </w:r>
-      <w:proofErr w:type="spellEnd"/>
-      <w:r>
-        <w:t xml:space="preserve"> existe la alternativa de ingresarlos directamente en </w:t>
-      </w:r>
-      <w:proofErr w:type="spellStart"/>
-      <w:r>
-        <w:t>postgresql</w:t>
-      </w:r>
-      <w:proofErr w:type="spellEnd"/>
+        <w:t>En una situación cotidiana de trabajo se puede tener una gran utilidad cuando el código tenga problemas para obtener los datos o cuando una persona no sabe como ingresar los datos desde el backend existe la alternativa de ingresarlos directamente en postgresql</w:t>
+      </w:r>
       <w:r>
         <w:t xml:space="preserve"> y con las restricciones puestas no habría ningún problema de la manera en la cual se ingresan los datos </w:t>
       </w:r>
@@ -2624,7 +2614,6 @@
   <w:style w:type="character" w:default="1" w:styleId="DefaultParagraphFont">
     <w:name w:val="Default Paragraph Font"/>
     <w:uiPriority w:val="1"/>
-    <w:semiHidden/>
     <w:unhideWhenUsed/>
   </w:style>
   <w:style w:type="table" w:default="1" w:styleId="TableNormal">

--- a/tarea-07-postgresql-inventario/Evidencias/Evidencia_PostegreSQL_Juan_Sambrano.docx
+++ b/tarea-07-postgresql-inventario/Evidencias/Evidencia_PostegreSQL_Juan_Sambrano.docx
@@ -672,17 +672,15 @@
         </w:numPr>
       </w:pPr>
       <w:r>
+        <w:lastRenderedPageBreak/>
         <w:br/>
       </w:r>
       <w:r>
-        <w:rPr>
-          <w:noProof/>
-        </w:rPr>
         <w:drawing>
-          <wp:inline distT="0" distB="0" distL="0" distR="0" wp14:anchorId="7B570632" wp14:editId="29F2E499">
-            <wp:extent cx="5612130" cy="2623820"/>
-            <wp:effectExtent l="0" t="0" r="7620" b="5080"/>
-            <wp:docPr id="997343520" name="Picture 1"/>
+          <wp:inline distT="0" distB="0" distL="0" distR="0" wp14:anchorId="6C499134" wp14:editId="5BFB2464">
+            <wp:extent cx="5612130" cy="3383915"/>
+            <wp:effectExtent l="0" t="0" r="7620" b="6985"/>
+            <wp:docPr id="1965199604" name="Picture 1"/>
             <wp:cNvGraphicFramePr>
               <a:graphicFrameLocks xmlns:a="http://schemas.openxmlformats.org/drawingml/2006/main" noChangeAspect="1"/>
             </wp:cNvGraphicFramePr>
@@ -690,7 +688,7 @@
               <a:graphicData uri="http://schemas.openxmlformats.org/drawingml/2006/picture">
                 <pic:pic xmlns:pic="http://schemas.openxmlformats.org/drawingml/2006/picture">
                   <pic:nvPicPr>
-                    <pic:cNvPr id="997343520" name=""/>
+                    <pic:cNvPr id="1965199604" name=""/>
                     <pic:cNvPicPr/>
                   </pic:nvPicPr>
                   <pic:blipFill>
@@ -702,7 +700,7 @@
                   <pic:spPr>
                     <a:xfrm>
                       <a:off x="0" y="0"/>
-                      <a:ext cx="5612130" cy="2623820"/>
+                      <a:ext cx="5612130" cy="3383915"/>
                     </a:xfrm>
                     <a:prstGeom prst="rect">
                       <a:avLst/>
@@ -724,7 +722,6 @@
         </w:numPr>
       </w:pPr>
       <w:r>
-        <w:lastRenderedPageBreak/>
         <w:br/>
       </w:r>
       <w:r>
@@ -777,6 +774,7 @@
         </w:numPr>
       </w:pPr>
       <w:r>
+        <w:lastRenderedPageBreak/>
         <w:br/>
       </w:r>
       <w:r>
@@ -899,7 +897,6 @@
         <w:rPr>
           <w:noProof/>
         </w:rPr>
-        <w:lastRenderedPageBreak/>
         <w:drawing>
           <wp:inline distT="0" distB="0" distL="0" distR="0" wp14:anchorId="4979D62C" wp14:editId="14277FC6">
             <wp:extent cx="5612130" cy="1498600"/>
@@ -953,6 +950,7 @@
         <w:rPr>
           <w:noProof/>
         </w:rPr>
+        <w:lastRenderedPageBreak/>
         <w:drawing>
           <wp:inline distT="0" distB="0" distL="0" distR="0" wp14:anchorId="02DEF118" wp14:editId="383508B8">
             <wp:extent cx="5612130" cy="2421890"/>
@@ -1054,7 +1052,6 @@
         </w:numPr>
       </w:pPr>
       <w:r>
-        <w:lastRenderedPageBreak/>
         <w:t>Evidencia de la eliminación de TEMP-001.</w:t>
       </w:r>
     </w:p>
@@ -1105,6 +1102,7 @@
           <w:kern w:val="0"/>
           <w14:ligatures w14:val="none"/>
         </w:rPr>
+        <w:lastRenderedPageBreak/>
         <w:drawing>
           <wp:inline distT="0" distB="0" distL="0" distR="0" wp14:anchorId="25F98772" wp14:editId="26E6014C">
             <wp:extent cx="5612130" cy="2602230"/>
